--- a/input/Encore_ Love in the Age of AI/Encore_ Love in the Age of AI (updated script).docx
+++ b/input/Encore_ Love in the Age of AI/Encore_ Love in the Age of AI (updated script).docx
@@ -204,7 +204,6 @@
         <w:rPr>
           <w:b w:val="1"/>
           <w:bCs w:val="1"/>
-          <w:strike w:val="1"/>
           <w:color w:val="0000ff"/>
           <w:sz w:val="26"/>
           <w:szCs w:val="26"/>
@@ -217,115 +216,106 @@
         <w:rPr>
           <w:b w:val="1"/>
           <w:bCs w:val="1"/>
-          <w:strike w:val="1"/>
-          <w:color w:val="0000ff"/>
-          <w:sz w:val="26"/>
-          <w:szCs w:val="26"/>
-        </w:rPr>
-      </w:pPr>
-    </w:p>
-    <w:p>
-      <w:pPr>
-        <w:rPr>
-          <w:b w:val="1"/>
-          <w:bCs w:val="1"/>
-          <w:strike w:val="1"/>
-          <w:color w:val="0000ff"/>
-          <w:sz w:val="26"/>
-          <w:szCs w:val="26"/>
-        </w:rPr>
-      </w:pPr>
-    </w:p>
-    <w:p>
-      <w:pPr>
-        <w:rPr>
-          <w:b w:val="1"/>
-          <w:bCs w:val="1"/>
-          <w:strike w:val="1"/>
-          <w:color w:val="0000ff"/>
-          <w:sz w:val="26"/>
-          <w:szCs w:val="26"/>
-        </w:rPr>
-      </w:pPr>
-    </w:p>
-    <w:p>
-      <w:pPr>
-        <w:rPr>
-          <w:b w:val="1"/>
-          <w:bCs w:val="1"/>
-          <w:strike w:val="1"/>
-          <w:color w:val="0000ff"/>
-          <w:sz w:val="26"/>
-          <w:szCs w:val="26"/>
-        </w:rPr>
-      </w:pPr>
-      <w:r>
-        <w:rPr>
-          <w:rtl w:val="0"/>
-        </w:rPr>
-      </w:r>
-    </w:p>
-    <w:p>
-      <w:pPr>
-        <w:rPr>
-          <w:strike w:val="1"/>
-          <w:sz w:val="26"/>
-          <w:szCs w:val="26"/>
-        </w:rPr>
-      </w:pPr>
-    </w:p>
-    <w:p>
-      <w:pPr>
-        <w:rPr>
-          <w:b w:val="1"/>
-          <w:bCs w:val="1"/>
-          <w:strike w:val="1"/>
-          <w:color w:val="0000ff"/>
-          <w:sz w:val="26"/>
-          <w:szCs w:val="26"/>
-        </w:rPr>
-      </w:pPr>
-      <w:r>
-        <w:rPr>
-          <w:rtl w:val="0"/>
-        </w:rPr>
-      </w:r>
-    </w:p>
-    <w:p>
-      <w:pPr>
-        <w:rPr>
-          <w:b w:val="1"/>
-          <w:bCs w:val="1"/>
-          <w:strike w:val="1"/>
-          <w:color w:val="0000ff"/>
-          <w:sz w:val="26"/>
-          <w:szCs w:val="26"/>
-        </w:rPr>
-      </w:pPr>
-    </w:p>
-    <w:p>
-      <w:pPr>
-        <w:rPr>
-          <w:b w:val="1"/>
-          <w:bCs w:val="1"/>
-          <w:strike w:val="1"/>
-          <w:color w:val="0000ff"/>
-          <w:sz w:val="26"/>
-          <w:szCs w:val="26"/>
-        </w:rPr>
-      </w:pPr>
-      <w:r>
-        <w:rPr>
-          <w:rtl w:val="0"/>
-        </w:rPr>
-      </w:r>
-    </w:p>
-    <w:p>
-      <w:pPr>
-        <w:rPr>
-          <w:b w:val="1"/>
-          <w:bCs w:val="1"/>
-          <w:strike w:val="1"/>
+          <w:color w:val="0000ff"/>
+          <w:sz w:val="26"/>
+          <w:szCs w:val="26"/>
+        </w:rPr>
+      </w:pPr>
+    </w:p>
+    <w:p>
+      <w:pPr>
+        <w:rPr>
+          <w:b w:val="1"/>
+          <w:bCs w:val="1"/>
+          <w:color w:val="0000ff"/>
+          <w:sz w:val="26"/>
+          <w:szCs w:val="26"/>
+        </w:rPr>
+      </w:pPr>
+    </w:p>
+    <w:p>
+      <w:pPr>
+        <w:rPr>
+          <w:b w:val="1"/>
+          <w:bCs w:val="1"/>
+          <w:color w:val="0000ff"/>
+          <w:sz w:val="26"/>
+          <w:szCs w:val="26"/>
+        </w:rPr>
+      </w:pPr>
+    </w:p>
+    <w:p>
+      <w:pPr>
+        <w:rPr>
+          <w:b w:val="1"/>
+          <w:bCs w:val="1"/>
+          <w:color w:val="0000ff"/>
+          <w:sz w:val="26"/>
+          <w:szCs w:val="26"/>
+        </w:rPr>
+      </w:pPr>
+      <w:r>
+        <w:rPr>
+          <w:rtl w:val="0"/>
+        </w:rPr>
+      </w:r>
+    </w:p>
+    <w:p>
+      <w:pPr>
+        <w:rPr>
+          <w:sz w:val="26"/>
+          <w:szCs w:val="26"/>
+        </w:rPr>
+      </w:pPr>
+    </w:p>
+    <w:p>
+      <w:pPr>
+        <w:rPr>
+          <w:b w:val="1"/>
+          <w:bCs w:val="1"/>
+          <w:color w:val="0000ff"/>
+          <w:sz w:val="26"/>
+          <w:szCs w:val="26"/>
+        </w:rPr>
+      </w:pPr>
+      <w:r>
+        <w:rPr>
+          <w:rtl w:val="0"/>
+        </w:rPr>
+      </w:r>
+    </w:p>
+    <w:p>
+      <w:pPr>
+        <w:rPr>
+          <w:b w:val="1"/>
+          <w:bCs w:val="1"/>
+          <w:color w:val="0000ff"/>
+          <w:sz w:val="26"/>
+          <w:szCs w:val="26"/>
+        </w:rPr>
+      </w:pPr>
+    </w:p>
+    <w:p>
+      <w:pPr>
+        <w:rPr>
+          <w:b w:val="1"/>
+          <w:bCs w:val="1"/>
+          <w:color w:val="0000ff"/>
+          <w:sz w:val="26"/>
+          <w:szCs w:val="26"/>
+        </w:rPr>
+      </w:pPr>
+      <w:r>
+        <w:rPr>
+          <w:rtl w:val="0"/>
+        </w:rPr>
+      </w:r>
+    </w:p>
+    <w:p>
+      <w:pPr>
+        <w:rPr>
+          <w:b w:val="1"/>
+          <w:bCs w:val="1"/>
           <w:color w:val="0000ff"/>
           <w:sz w:val="26"/>
           <w:szCs w:val="26"/>
@@ -726,7 +716,6 @@
         <w:rPr>
           <w:b w:val="1"/>
           <w:bCs w:val="1"/>
-          <w:strike w:val="1"/>
           <w:sz w:val="26"/>
           <w:szCs w:val="26"/>
         </w:rPr>
@@ -753,178 +742,168 @@
         <w:rPr>
           <w:b w:val="1"/>
           <w:bCs w:val="1"/>
-          <w:strike w:val="1"/>
-          <w:color w:val="0000ff"/>
-          <w:sz w:val="26"/>
-          <w:szCs w:val="26"/>
-        </w:rPr>
-      </w:pPr>
-    </w:p>
-    <w:p>
-      <w:pPr>
-        <w:rPr>
-          <w:b w:val="1"/>
-          <w:bCs w:val="1"/>
-          <w:color w:val="0000ff"/>
-          <w:sz w:val="26"/>
-          <w:szCs w:val="26"/>
-        </w:rPr>
-      </w:pPr>
-      <w:r>
-        <w:rPr>
-          <w:rtl w:val="0"/>
-        </w:rPr>
-      </w:r>
-    </w:p>
-    <w:p>
-      <w:pPr>
-        <w:rPr>
-          <w:b w:val="1"/>
-          <w:bCs w:val="1"/>
-          <w:strike w:val="1"/>
-          <w:color w:val="0000ff"/>
-          <w:sz w:val="26"/>
-          <w:szCs w:val="26"/>
-        </w:rPr>
-      </w:pPr>
-    </w:p>
-    <w:p>
-      <w:pPr>
-        <w:rPr>
-          <w:b w:val="1"/>
-          <w:bCs w:val="1"/>
-          <w:color w:val="0000ff"/>
-          <w:sz w:val="26"/>
-          <w:szCs w:val="26"/>
-        </w:rPr>
-      </w:pPr>
-      <w:r>
-        <w:rPr>
-          <w:rtl w:val="0"/>
-        </w:rPr>
-      </w:r>
-    </w:p>
-    <w:p>
-      <w:pPr>
-        <w:rPr>
-          <w:b w:val="1"/>
-          <w:bCs w:val="1"/>
-          <w:strike w:val="1"/>
-          <w:color w:val="0000ff"/>
-          <w:sz w:val="26"/>
-          <w:szCs w:val="26"/>
-        </w:rPr>
-      </w:pPr>
-    </w:p>
-    <w:p>
-      <w:pPr>
-        <w:rPr>
-          <w:b w:val="1"/>
-          <w:bCs w:val="1"/>
-          <w:color w:val="0000ff"/>
-          <w:sz w:val="26"/>
-          <w:szCs w:val="26"/>
-        </w:rPr>
-      </w:pPr>
-      <w:r>
-        <w:rPr>
-          <w:rtl w:val="0"/>
-        </w:rPr>
-      </w:r>
-    </w:p>
-    <w:p>
-      <w:pPr>
-        <w:rPr>
-          <w:b w:val="1"/>
-          <w:bCs w:val="1"/>
-          <w:strike w:val="1"/>
-          <w:color w:val="0000ff"/>
-          <w:sz w:val="26"/>
-          <w:szCs w:val="26"/>
-        </w:rPr>
-      </w:pPr>
-    </w:p>
-    <w:p>
-      <w:pPr>
-        <w:rPr>
-          <w:b w:val="1"/>
-          <w:bCs w:val="1"/>
-          <w:strike w:val="1"/>
-          <w:color w:val="0000ff"/>
-          <w:sz w:val="26"/>
-          <w:szCs w:val="26"/>
-        </w:rPr>
-      </w:pPr>
-      <w:r>
-        <w:rPr>
-          <w:rtl w:val="0"/>
-        </w:rPr>
-      </w:r>
-    </w:p>
-    <w:p>
-      <w:pPr>
-        <w:rPr>
-          <w:b w:val="1"/>
-          <w:bCs w:val="1"/>
-          <w:strike w:val="1"/>
-          <w:color w:val="0000ff"/>
-          <w:sz w:val="26"/>
-          <w:szCs w:val="26"/>
-        </w:rPr>
-      </w:pPr>
-    </w:p>
-    <w:p>
-      <w:pPr>
-        <w:rPr>
-          <w:b w:val="1"/>
-          <w:bCs w:val="1"/>
-          <w:strike w:val="1"/>
-          <w:color w:val="0000ff"/>
-          <w:sz w:val="26"/>
-          <w:szCs w:val="26"/>
-        </w:rPr>
-      </w:pPr>
-      <w:r>
-        <w:rPr>
-          <w:rtl w:val="0"/>
-        </w:rPr>
-      </w:r>
-    </w:p>
-    <w:p>
-      <w:pPr>
-        <w:rPr>
-          <w:b w:val="1"/>
-          <w:bCs w:val="1"/>
-          <w:strike w:val="1"/>
-          <w:color w:val="0000ff"/>
-          <w:sz w:val="26"/>
-          <w:szCs w:val="26"/>
-        </w:rPr>
-      </w:pPr>
-    </w:p>
-    <w:p>
-      <w:pPr>
-        <w:rPr>
-          <w:b w:val="1"/>
-          <w:bCs w:val="1"/>
-          <w:strike w:val="1"/>
-          <w:color w:val="0000ff"/>
-          <w:sz w:val="26"/>
-          <w:szCs w:val="26"/>
-        </w:rPr>
-      </w:pPr>
-      <w:r>
-        <w:rPr>
-          <w:rtl w:val="0"/>
-        </w:rPr>
-      </w:r>
-    </w:p>
-    <w:p>
-      <w:pPr>
-        <w:rPr>
-          <w:b w:val="1"/>
-          <w:bCs w:val="1"/>
-          <w:strike w:val="1"/>
+          <w:color w:val="0000ff"/>
+          <w:sz w:val="26"/>
+          <w:szCs w:val="26"/>
+        </w:rPr>
+      </w:pPr>
+    </w:p>
+    <w:p>
+      <w:pPr>
+        <w:rPr>
+          <w:b w:val="1"/>
+          <w:bCs w:val="1"/>
+          <w:color w:val="0000ff"/>
+          <w:sz w:val="26"/>
+          <w:szCs w:val="26"/>
+        </w:rPr>
+      </w:pPr>
+      <w:r>
+        <w:rPr>
+          <w:rtl w:val="0"/>
+        </w:rPr>
+      </w:r>
+    </w:p>
+    <w:p>
+      <w:pPr>
+        <w:rPr>
+          <w:b w:val="1"/>
+          <w:bCs w:val="1"/>
+          <w:color w:val="0000ff"/>
+          <w:sz w:val="26"/>
+          <w:szCs w:val="26"/>
+        </w:rPr>
+      </w:pPr>
+    </w:p>
+    <w:p>
+      <w:pPr>
+        <w:rPr>
+          <w:b w:val="1"/>
+          <w:bCs w:val="1"/>
+          <w:color w:val="0000ff"/>
+          <w:sz w:val="26"/>
+          <w:szCs w:val="26"/>
+        </w:rPr>
+      </w:pPr>
+      <w:r>
+        <w:rPr>
+          <w:rtl w:val="0"/>
+        </w:rPr>
+      </w:r>
+    </w:p>
+    <w:p>
+      <w:pPr>
+        <w:rPr>
+          <w:b w:val="1"/>
+          <w:bCs w:val="1"/>
+          <w:color w:val="0000ff"/>
+          <w:sz w:val="26"/>
+          <w:szCs w:val="26"/>
+        </w:rPr>
+      </w:pPr>
+    </w:p>
+    <w:p>
+      <w:pPr>
+        <w:rPr>
+          <w:b w:val="1"/>
+          <w:bCs w:val="1"/>
+          <w:color w:val="0000ff"/>
+          <w:sz w:val="26"/>
+          <w:szCs w:val="26"/>
+        </w:rPr>
+      </w:pPr>
+      <w:r>
+        <w:rPr>
+          <w:rtl w:val="0"/>
+        </w:rPr>
+      </w:r>
+    </w:p>
+    <w:p>
+      <w:pPr>
+        <w:rPr>
+          <w:b w:val="1"/>
+          <w:bCs w:val="1"/>
+          <w:color w:val="0000ff"/>
+          <w:sz w:val="26"/>
+          <w:szCs w:val="26"/>
+        </w:rPr>
+      </w:pPr>
+    </w:p>
+    <w:p>
+      <w:pPr>
+        <w:rPr>
+          <w:b w:val="1"/>
+          <w:bCs w:val="1"/>
+          <w:color w:val="0000ff"/>
+          <w:sz w:val="26"/>
+          <w:szCs w:val="26"/>
+        </w:rPr>
+      </w:pPr>
+      <w:r>
+        <w:rPr>
+          <w:rtl w:val="0"/>
+        </w:rPr>
+      </w:r>
+    </w:p>
+    <w:p>
+      <w:pPr>
+        <w:rPr>
+          <w:b w:val="1"/>
+          <w:bCs w:val="1"/>
+          <w:color w:val="0000ff"/>
+          <w:sz w:val="26"/>
+          <w:szCs w:val="26"/>
+        </w:rPr>
+      </w:pPr>
+    </w:p>
+    <w:p>
+      <w:pPr>
+        <w:rPr>
+          <w:b w:val="1"/>
+          <w:bCs w:val="1"/>
+          <w:color w:val="0000ff"/>
+          <w:sz w:val="26"/>
+          <w:szCs w:val="26"/>
+        </w:rPr>
+      </w:pPr>
+      <w:r>
+        <w:rPr>
+          <w:rtl w:val="0"/>
+        </w:rPr>
+      </w:r>
+    </w:p>
+    <w:p>
+      <w:pPr>
+        <w:rPr>
+          <w:b w:val="1"/>
+          <w:bCs w:val="1"/>
+          <w:color w:val="0000ff"/>
+          <w:sz w:val="26"/>
+          <w:szCs w:val="26"/>
+        </w:rPr>
+      </w:pPr>
+    </w:p>
+    <w:p>
+      <w:pPr>
+        <w:rPr>
+          <w:b w:val="1"/>
+          <w:bCs w:val="1"/>
+          <w:color w:val="0000ff"/>
+          <w:sz w:val="26"/>
+          <w:szCs w:val="26"/>
+        </w:rPr>
+      </w:pPr>
+      <w:r>
+        <w:rPr>
+          <w:rtl w:val="0"/>
+        </w:rPr>
+      </w:r>
+    </w:p>
+    <w:p>
+      <w:pPr>
+        <w:rPr>
+          <w:b w:val="1"/>
+          <w:bCs w:val="1"/>
           <w:color w:val="0000ff"/>
           <w:sz w:val="26"/>
           <w:szCs w:val="26"/>
@@ -1255,7 +1234,6 @@
         <w:rPr>
           <w:b w:val="1"/>
           <w:bCs w:val="1"/>
-          <w:strike w:val="1"/>
           <w:color w:val="0000ff"/>
           <w:sz w:val="26"/>
           <w:szCs w:val="26"/>
@@ -1268,77 +1246,71 @@
         <w:rPr>
           <w:b w:val="1"/>
           <w:bCs w:val="1"/>
-          <w:strike w:val="1"/>
-          <w:color w:val="0000ff"/>
-          <w:sz w:val="26"/>
-          <w:szCs w:val="26"/>
-        </w:rPr>
-      </w:pPr>
-      <w:r>
-        <w:rPr>
-          <w:rtl w:val="0"/>
-        </w:rPr>
-      </w:r>
-    </w:p>
-    <w:p>
-      <w:pPr>
-        <w:rPr>
-          <w:b w:val="1"/>
-          <w:bCs w:val="1"/>
-          <w:strike w:val="1"/>
-          <w:color w:val="0000ff"/>
-          <w:sz w:val="26"/>
-          <w:szCs w:val="26"/>
-        </w:rPr>
-      </w:pPr>
-    </w:p>
-    <w:p>
-      <w:pPr>
-        <w:rPr>
-          <w:b w:val="1"/>
-          <w:bCs w:val="1"/>
-          <w:strike w:val="1"/>
-          <w:color w:val="0000ff"/>
-          <w:sz w:val="26"/>
-          <w:szCs w:val="26"/>
-        </w:rPr>
-      </w:pPr>
-    </w:p>
-    <w:p>
-      <w:pPr>
-        <w:rPr>
-          <w:b w:val="1"/>
-          <w:bCs w:val="1"/>
-          <w:strike w:val="1"/>
-          <w:color w:val="0000ff"/>
-          <w:sz w:val="26"/>
-          <w:szCs w:val="26"/>
-        </w:rPr>
-      </w:pPr>
-    </w:p>
-    <w:p>
-      <w:pPr>
-        <w:rPr>
-          <w:b w:val="1"/>
-          <w:bCs w:val="1"/>
-          <w:strike w:val="1"/>
-          <w:color w:val="0000ff"/>
-          <w:sz w:val="26"/>
-          <w:szCs w:val="26"/>
-        </w:rPr>
-      </w:pPr>
-      <w:r>
-        <w:rPr>
-          <w:rtl w:val="0"/>
-        </w:rPr>
-      </w:r>
-    </w:p>
-    <w:p>
-      <w:pPr>
-        <w:rPr>
-          <w:b w:val="1"/>
-          <w:bCs w:val="1"/>
-          <w:strike w:val="1"/>
+          <w:color w:val="0000ff"/>
+          <w:sz w:val="26"/>
+          <w:szCs w:val="26"/>
+        </w:rPr>
+      </w:pPr>
+      <w:r>
+        <w:rPr>
+          <w:rtl w:val="0"/>
+        </w:rPr>
+      </w:r>
+    </w:p>
+    <w:p>
+      <w:pPr>
+        <w:rPr>
+          <w:b w:val="1"/>
+          <w:bCs w:val="1"/>
+          <w:color w:val="0000ff"/>
+          <w:sz w:val="26"/>
+          <w:szCs w:val="26"/>
+        </w:rPr>
+      </w:pPr>
+    </w:p>
+    <w:p>
+      <w:pPr>
+        <w:rPr>
+          <w:b w:val="1"/>
+          <w:bCs w:val="1"/>
+          <w:color w:val="0000ff"/>
+          <w:sz w:val="26"/>
+          <w:szCs w:val="26"/>
+        </w:rPr>
+      </w:pPr>
+    </w:p>
+    <w:p>
+      <w:pPr>
+        <w:rPr>
+          <w:b w:val="1"/>
+          <w:bCs w:val="1"/>
+          <w:color w:val="0000ff"/>
+          <w:sz w:val="26"/>
+          <w:szCs w:val="26"/>
+        </w:rPr>
+      </w:pPr>
+    </w:p>
+    <w:p>
+      <w:pPr>
+        <w:rPr>
+          <w:b w:val="1"/>
+          <w:bCs w:val="1"/>
+          <w:color w:val="0000ff"/>
+          <w:sz w:val="26"/>
+          <w:szCs w:val="26"/>
+        </w:rPr>
+      </w:pPr>
+      <w:r>
+        <w:rPr>
+          <w:rtl w:val="0"/>
+        </w:rPr>
+      </w:r>
+    </w:p>
+    <w:p>
+      <w:pPr>
+        <w:rPr>
+          <w:b w:val="1"/>
+          <w:bCs w:val="1"/>
           <w:color w:val="0000ff"/>
           <w:sz w:val="26"/>
           <w:szCs w:val="26"/>
@@ -1354,53 +1326,49 @@
         <w:rPr>
           <w:b w:val="1"/>
           <w:bCs w:val="1"/>
-          <w:strike w:val="1"/>
-          <w:color w:val="0000ff"/>
-          <w:sz w:val="26"/>
-          <w:szCs w:val="26"/>
-        </w:rPr>
-      </w:pPr>
-      <w:r>
-        <w:rPr>
-          <w:rtl w:val="0"/>
-        </w:rPr>
-      </w:r>
-    </w:p>
-    <w:p>
-      <w:pPr>
-        <w:rPr>
-          <w:b w:val="1"/>
-          <w:bCs w:val="1"/>
-          <w:strike w:val="1"/>
-          <w:color w:val="0000ff"/>
-          <w:sz w:val="26"/>
-          <w:szCs w:val="26"/>
-        </w:rPr>
-      </w:pPr>
-    </w:p>
-    <w:p>
-      <w:pPr>
-        <w:rPr>
-          <w:b w:val="1"/>
-          <w:bCs w:val="1"/>
-          <w:strike w:val="1"/>
-          <w:color w:val="0000ff"/>
-          <w:sz w:val="26"/>
-          <w:szCs w:val="26"/>
-        </w:rPr>
-      </w:pPr>
-      <w:r>
-        <w:rPr>
-          <w:rtl w:val="0"/>
-        </w:rPr>
-      </w:r>
-    </w:p>
-    <w:p>
-      <w:pPr>
-        <w:rPr>
-          <w:b w:val="1"/>
-          <w:bCs w:val="1"/>
-          <w:strike w:val="1"/>
+          <w:color w:val="0000ff"/>
+          <w:sz w:val="26"/>
+          <w:szCs w:val="26"/>
+        </w:rPr>
+      </w:pPr>
+      <w:r>
+        <w:rPr>
+          <w:rtl w:val="0"/>
+        </w:rPr>
+      </w:r>
+    </w:p>
+    <w:p>
+      <w:pPr>
+        <w:rPr>
+          <w:b w:val="1"/>
+          <w:bCs w:val="1"/>
+          <w:color w:val="0000ff"/>
+          <w:sz w:val="26"/>
+          <w:szCs w:val="26"/>
+        </w:rPr>
+      </w:pPr>
+    </w:p>
+    <w:p>
+      <w:pPr>
+        <w:rPr>
+          <w:b w:val="1"/>
+          <w:bCs w:val="1"/>
+          <w:color w:val="0000ff"/>
+          <w:sz w:val="26"/>
+          <w:szCs w:val="26"/>
+        </w:rPr>
+      </w:pPr>
+      <w:r>
+        <w:rPr>
+          <w:rtl w:val="0"/>
+        </w:rPr>
+      </w:r>
+    </w:p>
+    <w:p>
+      <w:pPr>
+        <w:rPr>
+          <w:b w:val="1"/>
+          <w:bCs w:val="1"/>
           <w:color w:val="0000ff"/>
           <w:sz w:val="26"/>
           <w:szCs w:val="26"/>
@@ -1602,7 +1570,6 @@
         <w:rPr>
           <w:b w:val="1"/>
           <w:bCs w:val="1"/>
-          <w:strike w:val="1"/>
           <w:color w:val="0000ff"/>
           <w:sz w:val="26"/>
           <w:szCs w:val="26"/>
@@ -1974,7 +1941,6 @@
       <w:pPr>
         <w:spacing w:after="280" w:lineRule="auto"/>
         <w:rPr>
-          <w:strike w:val="1"/>
           <w:color w:val="a3a3a3"/>
           <w:sz w:val="24"/>
           <w:szCs w:val="24"/>
@@ -2015,7 +1981,6 @@
       <w:pPr>
         <w:spacing w:after="280" w:lineRule="auto"/>
         <w:rPr>
-          <w:strike w:val="1"/>
           <w:color w:val="a3a3a3"/>
           <w:sz w:val="24"/>
           <w:szCs w:val="24"/>
@@ -2045,7 +2010,6 @@
       <w:pPr>
         <w:spacing w:after="280" w:lineRule="auto"/>
         <w:rPr>
-          <w:strike w:val="1"/>
           <w:color w:val="a3a3a3"/>
           <w:sz w:val="24"/>
           <w:szCs w:val="24"/>
@@ -2149,7 +2113,6 @@
         <w:rPr>
           <w:b w:val="1"/>
           <w:bCs w:val="1"/>
-          <w:strike w:val="1"/>
           <w:color w:val="0000ff"/>
           <w:sz w:val="26"/>
           <w:szCs w:val="26"/>
@@ -2384,7 +2347,6 @@
       <w:pPr>
         <w:spacing w:after="280" w:lineRule="auto"/>
         <w:rPr>
-          <w:strike w:val="1"/>
           <w:sz w:val="26"/>
           <w:szCs w:val="26"/>
         </w:rPr>
@@ -2432,7 +2394,6 @@
       <w:pPr>
         <w:spacing w:after="280" w:lineRule="auto"/>
         <w:rPr>
-          <w:strike w:val="1"/>
           <w:color w:val="a3a3a3"/>
           <w:sz w:val="24"/>
           <w:szCs w:val="24"/>
@@ -2480,7 +2441,6 @@
       <w:pPr>
         <w:spacing w:after="280" w:lineRule="auto"/>
         <w:rPr>
-          <w:strike w:val="1"/>
           <w:sz w:val="24"/>
           <w:szCs w:val="24"/>
         </w:rPr>
@@ -2575,7 +2535,6 @@
       <w:pPr>
         <w:spacing w:after="280" w:lineRule="auto"/>
         <w:rPr>
-          <w:strike w:val="1"/>
           <w:color w:val="a3a3a3"/>
           <w:sz w:val="24"/>
           <w:szCs w:val="24"/>
@@ -2619,7 +2578,6 @@
       <w:pPr>
         <w:spacing w:after="280" w:lineRule="auto"/>
         <w:rPr>
-          <w:strike w:val="1"/>
           <w:color w:val="a3a3a3"/>
           <w:sz w:val="24"/>
           <w:szCs w:val="24"/>
@@ -3238,7 +3196,6 @@
       <w:pPr>
         <w:spacing w:after="280" w:lineRule="auto"/>
         <w:rPr>
-          <w:strike w:val="1"/>
           <w:color w:val="a3a3a3"/>
           <w:sz w:val="24"/>
           <w:szCs w:val="24"/>
@@ -3966,7 +3923,6 @@
       <w:pPr>
         <w:spacing w:after="280" w:lineRule="auto"/>
         <w:rPr>
-          <w:strike w:val="1"/>
           <w:color w:val="a3a3a3"/>
           <w:sz w:val="24"/>
           <w:szCs w:val="24"/>
@@ -4018,7 +3974,6 @@
       <w:pPr>
         <w:spacing w:after="280" w:lineRule="auto"/>
         <w:rPr>
-          <w:strike w:val="1"/>
           <w:color w:val="a3a3a3"/>
           <w:sz w:val="24"/>
           <w:szCs w:val="24"/>
@@ -4240,7 +4195,6 @@
         <w:rPr>
           <w:b w:val="1"/>
           <w:bCs w:val="1"/>
-          <w:strike w:val="1"/>
           <w:color w:val="0000ff"/>
           <w:sz w:val="26"/>
           <w:szCs w:val="26"/>
@@ -4994,7 +4948,6 @@
       <w:pPr>
         <w:spacing w:after="280" w:lineRule="auto"/>
         <w:rPr>
-          <w:strike w:val="1"/>
           <w:color w:val="a3a3a3"/>
           <w:sz w:val="24"/>
           <w:szCs w:val="24"/>
@@ -5119,7 +5072,6 @@
       <w:pPr>
         <w:spacing w:after="280" w:lineRule="auto"/>
         <w:rPr>
-          <w:strike w:val="1"/>
           <w:color w:val="0000ff"/>
           <w:sz w:val="24"/>
           <w:szCs w:val="24"/>
@@ -5255,7 +5207,6 @@
       <w:pPr>
         <w:spacing w:after="280" w:lineRule="auto"/>
         <w:rPr>
-          <w:strike w:val="1"/>
           <w:color w:val="a3a3a3"/>
           <w:sz w:val="24"/>
           <w:szCs w:val="24"/>
@@ -5330,7 +5281,6 @@
       <w:pPr>
         <w:spacing w:after="280" w:lineRule="auto"/>
         <w:rPr>
-          <w:strike w:val="1"/>
           <w:color w:val="a3a3a3"/>
           <w:sz w:val="24"/>
           <w:szCs w:val="24"/>
@@ -5593,7 +5543,6 @@
       <w:pPr>
         <w:spacing w:after="280" w:lineRule="auto"/>
         <w:rPr>
-          <w:strike w:val="1"/>
           <w:color w:val="a3a3a3"/>
           <w:sz w:val="24"/>
           <w:szCs w:val="24"/>
@@ -5690,7 +5639,6 @@
       <w:pPr>
         <w:spacing w:after="280" w:lineRule="auto"/>
         <w:rPr>
-          <w:strike w:val="1"/>
           <w:color w:val="a3a3a3"/>
           <w:sz w:val="24"/>
           <w:szCs w:val="24"/>
@@ -5946,7 +5894,6 @@
       <w:pPr>
         <w:spacing w:after="280" w:lineRule="auto"/>
         <w:rPr>
-          <w:strike w:val="1"/>
           <w:color w:val="a3a3a3"/>
           <w:sz w:val="24"/>
           <w:szCs w:val="24"/>
@@ -6128,7 +6075,6 @@
       <w:pPr>
         <w:spacing w:after="280" w:lineRule="auto"/>
         <w:rPr>
-          <w:strike w:val="1"/>
           <w:color w:val="a3a3a3"/>
           <w:sz w:val="24"/>
           <w:szCs w:val="24"/>
@@ -6573,7 +6519,6 @@
       <w:pPr>
         <w:spacing w:after="280" w:lineRule="auto"/>
         <w:rPr>
-          <w:strike w:val="1"/>
           <w:color w:val="a3a3a3"/>
           <w:sz w:val="24"/>
           <w:szCs w:val="24"/>
@@ -6611,7 +6556,6 @@
       <w:pPr>
         <w:spacing w:after="280" w:lineRule="auto"/>
         <w:rPr>
-          <w:strike w:val="1"/>
           <w:color w:val="a3a3a3"/>
           <w:sz w:val="24"/>
           <w:szCs w:val="24"/>
@@ -6643,7 +6587,6 @@
       <w:pPr>
         <w:spacing w:after="280" w:lineRule="auto"/>
         <w:rPr>
-          <w:strike w:val="1"/>
           <w:color w:val="a3a3a3"/>
           <w:sz w:val="24"/>
           <w:szCs w:val="24"/>
@@ -6684,7 +6627,6 @@
       <w:pPr>
         <w:spacing w:after="280" w:lineRule="auto"/>
         <w:rPr>
-          <w:strike w:val="1"/>
           <w:color w:val="a3a3a3"/>
           <w:sz w:val="24"/>
           <w:szCs w:val="24"/>
@@ -6750,7 +6692,6 @@
       <w:pPr>
         <w:spacing w:after="280" w:lineRule="auto"/>
         <w:rPr>
-          <w:strike w:val="1"/>
           <w:color w:val="a3a3a3"/>
           <w:sz w:val="24"/>
           <w:szCs w:val="24"/>
@@ -6836,7 +6777,6 @@
       <w:pPr>
         <w:spacing w:after="280" w:lineRule="auto"/>
         <w:rPr>
-          <w:strike w:val="1"/>
           <w:color w:val="a3a3a3"/>
           <w:sz w:val="24"/>
           <w:szCs w:val="24"/>
@@ -6860,7 +6800,6 @@
       <w:pPr>
         <w:spacing w:after="280" w:lineRule="auto"/>
         <w:rPr>
-          <w:strike w:val="1"/>
           <w:sz w:val="24"/>
           <w:szCs w:val="24"/>
         </w:rPr>
@@ -6895,7 +6834,6 @@
       <w:pPr>
         <w:spacing w:after="280" w:lineRule="auto"/>
         <w:rPr>
-          <w:strike w:val="1"/>
           <w:color w:val="a3a3a3"/>
           <w:sz w:val="24"/>
           <w:szCs w:val="24"/>
@@ -7011,7 +6949,6 @@
       <w:pPr>
         <w:spacing w:after="280" w:lineRule="auto"/>
         <w:rPr>
-          <w:strike w:val="1"/>
           <w:color w:val="a3a3a3"/>
           <w:sz w:val="24"/>
           <w:szCs w:val="24"/>
@@ -7060,7 +6997,6 @@
       <w:pPr>
         <w:spacing w:after="280" w:lineRule="auto"/>
         <w:rPr>
-          <w:strike w:val="1"/>
           <w:color w:val="a3a3a3"/>
           <w:sz w:val="24"/>
           <w:szCs w:val="24"/>
@@ -7103,7 +7039,6 @@
       <w:pPr>
         <w:spacing w:after="280" w:lineRule="auto"/>
         <w:rPr>
-          <w:strike w:val="1"/>
           <w:color w:val="a3a3a3"/>
           <w:sz w:val="24"/>
           <w:szCs w:val="24"/>

--- a/input/Encore_ Love in the Age of AI/Encore_ Love in the Age of AI (updated script).docx
+++ b/input/Encore_ Love in the Age of AI/Encore_ Love in the Age of AI (updated script).docx
@@ -209,122 +209,118 @@
           <w:szCs w:val="26"/>
         </w:rPr>
       </w:pPr>
-      <w:commentRangeStart w:id="0"/>
-    </w:p>
-    <w:p>
-      <w:pPr>
-        <w:rPr>
-          <w:b w:val="1"/>
-          <w:bCs w:val="1"/>
-          <w:color w:val="0000ff"/>
-          <w:sz w:val="26"/>
-          <w:szCs w:val="26"/>
-        </w:rPr>
-      </w:pPr>
-    </w:p>
-    <w:p>
-      <w:pPr>
-        <w:rPr>
-          <w:b w:val="1"/>
-          <w:bCs w:val="1"/>
-          <w:color w:val="0000ff"/>
-          <w:sz w:val="26"/>
-          <w:szCs w:val="26"/>
-        </w:rPr>
-      </w:pPr>
-    </w:p>
-    <w:p>
-      <w:pPr>
-        <w:rPr>
-          <w:b w:val="1"/>
-          <w:bCs w:val="1"/>
-          <w:color w:val="0000ff"/>
-          <w:sz w:val="26"/>
-          <w:szCs w:val="26"/>
-        </w:rPr>
-      </w:pPr>
-    </w:p>
-    <w:p>
-      <w:pPr>
-        <w:rPr>
-          <w:b w:val="1"/>
-          <w:bCs w:val="1"/>
-          <w:color w:val="0000ff"/>
-          <w:sz w:val="26"/>
-          <w:szCs w:val="26"/>
-        </w:rPr>
-      </w:pPr>
-      <w:r>
-        <w:rPr>
-          <w:rtl w:val="0"/>
-        </w:rPr>
-      </w:r>
-    </w:p>
-    <w:p>
-      <w:pPr>
-        <w:rPr>
-          <w:sz w:val="26"/>
-          <w:szCs w:val="26"/>
-        </w:rPr>
-      </w:pPr>
-    </w:p>
-    <w:p>
-      <w:pPr>
-        <w:rPr>
-          <w:b w:val="1"/>
-          <w:bCs w:val="1"/>
-          <w:color w:val="0000ff"/>
-          <w:sz w:val="26"/>
-          <w:szCs w:val="26"/>
-        </w:rPr>
-      </w:pPr>
-      <w:r>
-        <w:rPr>
-          <w:rtl w:val="0"/>
-        </w:rPr>
-      </w:r>
-    </w:p>
-    <w:p>
-      <w:pPr>
-        <w:rPr>
-          <w:b w:val="1"/>
-          <w:bCs w:val="1"/>
-          <w:color w:val="0000ff"/>
-          <w:sz w:val="26"/>
-          <w:szCs w:val="26"/>
-        </w:rPr>
-      </w:pPr>
-    </w:p>
-    <w:p>
-      <w:pPr>
-        <w:rPr>
-          <w:b w:val="1"/>
-          <w:bCs w:val="1"/>
-          <w:color w:val="0000ff"/>
-          <w:sz w:val="26"/>
-          <w:szCs w:val="26"/>
-        </w:rPr>
-      </w:pPr>
-      <w:r>
-        <w:rPr>
-          <w:rtl w:val="0"/>
-        </w:rPr>
-      </w:r>
-    </w:p>
-    <w:p>
-      <w:pPr>
-        <w:rPr>
-          <w:b w:val="1"/>
-          <w:bCs w:val="1"/>
-          <w:color w:val="0000ff"/>
-          <w:sz w:val="26"/>
-          <w:szCs w:val="26"/>
-        </w:rPr>
-      </w:pPr>
-      <w:commentRangeEnd w:id="0"/>
-      <w:r>
-        <w:commentReference w:id="0"/>
-      </w:r>
+    </w:p>
+    <w:p>
+      <w:pPr>
+        <w:rPr>
+          <w:b w:val="1"/>
+          <w:bCs w:val="1"/>
+          <w:color w:val="0000ff"/>
+          <w:sz w:val="26"/>
+          <w:szCs w:val="26"/>
+        </w:rPr>
+      </w:pPr>
+    </w:p>
+    <w:p>
+      <w:pPr>
+        <w:rPr>
+          <w:b w:val="1"/>
+          <w:bCs w:val="1"/>
+          <w:color w:val="0000ff"/>
+          <w:sz w:val="26"/>
+          <w:szCs w:val="26"/>
+        </w:rPr>
+      </w:pPr>
+    </w:p>
+    <w:p>
+      <w:pPr>
+        <w:rPr>
+          <w:b w:val="1"/>
+          <w:bCs w:val="1"/>
+          <w:color w:val="0000ff"/>
+          <w:sz w:val="26"/>
+          <w:szCs w:val="26"/>
+        </w:rPr>
+      </w:pPr>
+    </w:p>
+    <w:p>
+      <w:pPr>
+        <w:rPr>
+          <w:b w:val="1"/>
+          <w:bCs w:val="1"/>
+          <w:color w:val="0000ff"/>
+          <w:sz w:val="26"/>
+          <w:szCs w:val="26"/>
+        </w:rPr>
+      </w:pPr>
+      <w:r>
+        <w:rPr>
+          <w:rtl w:val="0"/>
+        </w:rPr>
+      </w:r>
+    </w:p>
+    <w:p>
+      <w:pPr>
+        <w:rPr>
+          <w:sz w:val="26"/>
+          <w:szCs w:val="26"/>
+        </w:rPr>
+      </w:pPr>
+    </w:p>
+    <w:p>
+      <w:pPr>
+        <w:rPr>
+          <w:b w:val="1"/>
+          <w:bCs w:val="1"/>
+          <w:color w:val="0000ff"/>
+          <w:sz w:val="26"/>
+          <w:szCs w:val="26"/>
+        </w:rPr>
+      </w:pPr>
+      <w:r>
+        <w:rPr>
+          <w:rtl w:val="0"/>
+        </w:rPr>
+      </w:r>
+    </w:p>
+    <w:p>
+      <w:pPr>
+        <w:rPr>
+          <w:b w:val="1"/>
+          <w:bCs w:val="1"/>
+          <w:color w:val="0000ff"/>
+          <w:sz w:val="26"/>
+          <w:szCs w:val="26"/>
+        </w:rPr>
+      </w:pPr>
+    </w:p>
+    <w:p>
+      <w:pPr>
+        <w:rPr>
+          <w:b w:val="1"/>
+          <w:bCs w:val="1"/>
+          <w:color w:val="0000ff"/>
+          <w:sz w:val="26"/>
+          <w:szCs w:val="26"/>
+        </w:rPr>
+      </w:pPr>
+      <w:r>
+        <w:rPr>
+          <w:rtl w:val="0"/>
+        </w:rPr>
+      </w:r>
+    </w:p>
+    <w:p>
+      <w:pPr>
+        <w:rPr>
+          <w:b w:val="1"/>
+          <w:bCs w:val="1"/>
+          <w:color w:val="0000ff"/>
+          <w:sz w:val="26"/>
+          <w:szCs w:val="26"/>
+        </w:rPr>
+      </w:pPr>
+      <w:r/>
       <w:r>
         <w:rPr>
           <w:rtl w:val="0"/>
@@ -720,199 +716,195 @@
           <w:szCs w:val="26"/>
         </w:rPr>
       </w:pPr>
-      <w:commentRangeStart w:id="1"/>
-    </w:p>
-    <w:p>
-      <w:pPr>
-        <w:rPr>
-          <w:b w:val="1"/>
-          <w:bCs w:val="1"/>
-          <w:sz w:val="26"/>
-          <w:szCs w:val="26"/>
-        </w:rPr>
-      </w:pPr>
-      <w:r>
-        <w:rPr>
-          <w:rtl w:val="0"/>
-        </w:rPr>
-      </w:r>
-    </w:p>
-    <w:p>
-      <w:pPr>
-        <w:rPr>
-          <w:b w:val="1"/>
-          <w:bCs w:val="1"/>
-          <w:color w:val="0000ff"/>
-          <w:sz w:val="26"/>
-          <w:szCs w:val="26"/>
-        </w:rPr>
-      </w:pPr>
-    </w:p>
-    <w:p>
-      <w:pPr>
-        <w:rPr>
-          <w:b w:val="1"/>
-          <w:bCs w:val="1"/>
-          <w:color w:val="0000ff"/>
-          <w:sz w:val="26"/>
-          <w:szCs w:val="26"/>
-        </w:rPr>
-      </w:pPr>
-      <w:r>
-        <w:rPr>
-          <w:rtl w:val="0"/>
-        </w:rPr>
-      </w:r>
-    </w:p>
-    <w:p>
-      <w:pPr>
-        <w:rPr>
-          <w:b w:val="1"/>
-          <w:bCs w:val="1"/>
-          <w:color w:val="0000ff"/>
-          <w:sz w:val="26"/>
-          <w:szCs w:val="26"/>
-        </w:rPr>
-      </w:pPr>
-    </w:p>
-    <w:p>
-      <w:pPr>
-        <w:rPr>
-          <w:b w:val="1"/>
-          <w:bCs w:val="1"/>
-          <w:color w:val="0000ff"/>
-          <w:sz w:val="26"/>
-          <w:szCs w:val="26"/>
-        </w:rPr>
-      </w:pPr>
-      <w:r>
-        <w:rPr>
-          <w:rtl w:val="0"/>
-        </w:rPr>
-      </w:r>
-    </w:p>
-    <w:p>
-      <w:pPr>
-        <w:rPr>
-          <w:b w:val="1"/>
-          <w:bCs w:val="1"/>
-          <w:color w:val="0000ff"/>
-          <w:sz w:val="26"/>
-          <w:szCs w:val="26"/>
-        </w:rPr>
-      </w:pPr>
-    </w:p>
-    <w:p>
-      <w:pPr>
-        <w:rPr>
-          <w:b w:val="1"/>
-          <w:bCs w:val="1"/>
-          <w:color w:val="0000ff"/>
-          <w:sz w:val="26"/>
-          <w:szCs w:val="26"/>
-        </w:rPr>
-      </w:pPr>
-      <w:r>
-        <w:rPr>
-          <w:rtl w:val="0"/>
-        </w:rPr>
-      </w:r>
-    </w:p>
-    <w:p>
-      <w:pPr>
-        <w:rPr>
-          <w:b w:val="1"/>
-          <w:bCs w:val="1"/>
-          <w:color w:val="0000ff"/>
-          <w:sz w:val="26"/>
-          <w:szCs w:val="26"/>
-        </w:rPr>
-      </w:pPr>
-    </w:p>
-    <w:p>
-      <w:pPr>
-        <w:rPr>
-          <w:b w:val="1"/>
-          <w:bCs w:val="1"/>
-          <w:color w:val="0000ff"/>
-          <w:sz w:val="26"/>
-          <w:szCs w:val="26"/>
-        </w:rPr>
-      </w:pPr>
-      <w:r>
-        <w:rPr>
-          <w:rtl w:val="0"/>
-        </w:rPr>
-      </w:r>
-    </w:p>
-    <w:p>
-      <w:pPr>
-        <w:rPr>
-          <w:b w:val="1"/>
-          <w:bCs w:val="1"/>
-          <w:color w:val="0000ff"/>
-          <w:sz w:val="26"/>
-          <w:szCs w:val="26"/>
-        </w:rPr>
-      </w:pPr>
-    </w:p>
-    <w:p>
-      <w:pPr>
-        <w:rPr>
-          <w:b w:val="1"/>
-          <w:bCs w:val="1"/>
-          <w:color w:val="0000ff"/>
-          <w:sz w:val="26"/>
-          <w:szCs w:val="26"/>
-        </w:rPr>
-      </w:pPr>
-      <w:r>
-        <w:rPr>
-          <w:rtl w:val="0"/>
-        </w:rPr>
-      </w:r>
-    </w:p>
-    <w:p>
-      <w:pPr>
-        <w:rPr>
-          <w:b w:val="1"/>
-          <w:bCs w:val="1"/>
-          <w:color w:val="0000ff"/>
-          <w:sz w:val="26"/>
-          <w:szCs w:val="26"/>
-        </w:rPr>
-      </w:pPr>
-    </w:p>
-    <w:p>
-      <w:pPr>
-        <w:rPr>
-          <w:b w:val="1"/>
-          <w:bCs w:val="1"/>
-          <w:color w:val="0000ff"/>
-          <w:sz w:val="26"/>
-          <w:szCs w:val="26"/>
-        </w:rPr>
-      </w:pPr>
-      <w:r>
-        <w:rPr>
-          <w:rtl w:val="0"/>
-        </w:rPr>
-      </w:r>
-    </w:p>
-    <w:p>
-      <w:pPr>
-        <w:rPr>
-          <w:b w:val="1"/>
-          <w:bCs w:val="1"/>
-          <w:color w:val="0000ff"/>
-          <w:sz w:val="26"/>
-          <w:szCs w:val="26"/>
-        </w:rPr>
-      </w:pPr>
-      <w:commentRangeEnd w:id="1"/>
-      <w:r>
-        <w:commentReference w:id="1"/>
-      </w:r>
+    </w:p>
+    <w:p>
+      <w:pPr>
+        <w:rPr>
+          <w:b w:val="1"/>
+          <w:bCs w:val="1"/>
+          <w:sz w:val="26"/>
+          <w:szCs w:val="26"/>
+        </w:rPr>
+      </w:pPr>
+      <w:r>
+        <w:rPr>
+          <w:rtl w:val="0"/>
+        </w:rPr>
+      </w:r>
+    </w:p>
+    <w:p>
+      <w:pPr>
+        <w:rPr>
+          <w:b w:val="1"/>
+          <w:bCs w:val="1"/>
+          <w:color w:val="0000ff"/>
+          <w:sz w:val="26"/>
+          <w:szCs w:val="26"/>
+        </w:rPr>
+      </w:pPr>
+    </w:p>
+    <w:p>
+      <w:pPr>
+        <w:rPr>
+          <w:b w:val="1"/>
+          <w:bCs w:val="1"/>
+          <w:color w:val="0000ff"/>
+          <w:sz w:val="26"/>
+          <w:szCs w:val="26"/>
+        </w:rPr>
+      </w:pPr>
+      <w:r>
+        <w:rPr>
+          <w:rtl w:val="0"/>
+        </w:rPr>
+      </w:r>
+    </w:p>
+    <w:p>
+      <w:pPr>
+        <w:rPr>
+          <w:b w:val="1"/>
+          <w:bCs w:val="1"/>
+          <w:color w:val="0000ff"/>
+          <w:sz w:val="26"/>
+          <w:szCs w:val="26"/>
+        </w:rPr>
+      </w:pPr>
+    </w:p>
+    <w:p>
+      <w:pPr>
+        <w:rPr>
+          <w:b w:val="1"/>
+          <w:bCs w:val="1"/>
+          <w:color w:val="0000ff"/>
+          <w:sz w:val="26"/>
+          <w:szCs w:val="26"/>
+        </w:rPr>
+      </w:pPr>
+      <w:r>
+        <w:rPr>
+          <w:rtl w:val="0"/>
+        </w:rPr>
+      </w:r>
+    </w:p>
+    <w:p>
+      <w:pPr>
+        <w:rPr>
+          <w:b w:val="1"/>
+          <w:bCs w:val="1"/>
+          <w:color w:val="0000ff"/>
+          <w:sz w:val="26"/>
+          <w:szCs w:val="26"/>
+        </w:rPr>
+      </w:pPr>
+    </w:p>
+    <w:p>
+      <w:pPr>
+        <w:rPr>
+          <w:b w:val="1"/>
+          <w:bCs w:val="1"/>
+          <w:color w:val="0000ff"/>
+          <w:sz w:val="26"/>
+          <w:szCs w:val="26"/>
+        </w:rPr>
+      </w:pPr>
+      <w:r>
+        <w:rPr>
+          <w:rtl w:val="0"/>
+        </w:rPr>
+      </w:r>
+    </w:p>
+    <w:p>
+      <w:pPr>
+        <w:rPr>
+          <w:b w:val="1"/>
+          <w:bCs w:val="1"/>
+          <w:color w:val="0000ff"/>
+          <w:sz w:val="26"/>
+          <w:szCs w:val="26"/>
+        </w:rPr>
+      </w:pPr>
+    </w:p>
+    <w:p>
+      <w:pPr>
+        <w:rPr>
+          <w:b w:val="1"/>
+          <w:bCs w:val="1"/>
+          <w:color w:val="0000ff"/>
+          <w:sz w:val="26"/>
+          <w:szCs w:val="26"/>
+        </w:rPr>
+      </w:pPr>
+      <w:r>
+        <w:rPr>
+          <w:rtl w:val="0"/>
+        </w:rPr>
+      </w:r>
+    </w:p>
+    <w:p>
+      <w:pPr>
+        <w:rPr>
+          <w:b w:val="1"/>
+          <w:bCs w:val="1"/>
+          <w:color w:val="0000ff"/>
+          <w:sz w:val="26"/>
+          <w:szCs w:val="26"/>
+        </w:rPr>
+      </w:pPr>
+    </w:p>
+    <w:p>
+      <w:pPr>
+        <w:rPr>
+          <w:b w:val="1"/>
+          <w:bCs w:val="1"/>
+          <w:color w:val="0000ff"/>
+          <w:sz w:val="26"/>
+          <w:szCs w:val="26"/>
+        </w:rPr>
+      </w:pPr>
+      <w:r>
+        <w:rPr>
+          <w:rtl w:val="0"/>
+        </w:rPr>
+      </w:r>
+    </w:p>
+    <w:p>
+      <w:pPr>
+        <w:rPr>
+          <w:b w:val="1"/>
+          <w:bCs w:val="1"/>
+          <w:color w:val="0000ff"/>
+          <w:sz w:val="26"/>
+          <w:szCs w:val="26"/>
+        </w:rPr>
+      </w:pPr>
+    </w:p>
+    <w:p>
+      <w:pPr>
+        <w:rPr>
+          <w:b w:val="1"/>
+          <w:bCs w:val="1"/>
+          <w:color w:val="0000ff"/>
+          <w:sz w:val="26"/>
+          <w:szCs w:val="26"/>
+        </w:rPr>
+      </w:pPr>
+      <w:r>
+        <w:rPr>
+          <w:rtl w:val="0"/>
+        </w:rPr>
+      </w:r>
+    </w:p>
+    <w:p>
+      <w:pPr>
+        <w:rPr>
+          <w:b w:val="1"/>
+          <w:bCs w:val="1"/>
+          <w:color w:val="0000ff"/>
+          <w:sz w:val="26"/>
+          <w:szCs w:val="26"/>
+        </w:rPr>
+      </w:pPr>
+      <w:r/>
       <w:r>
         <w:rPr>
           <w:rtl w:val="0"/>
@@ -1239,87 +1231,83 @@
           <w:szCs w:val="26"/>
         </w:rPr>
       </w:pPr>
-      <w:commentRangeStart w:id="2"/>
-    </w:p>
-    <w:p>
-      <w:pPr>
-        <w:rPr>
-          <w:b w:val="1"/>
-          <w:bCs w:val="1"/>
-          <w:color w:val="0000ff"/>
-          <w:sz w:val="26"/>
-          <w:szCs w:val="26"/>
-        </w:rPr>
-      </w:pPr>
-      <w:r>
-        <w:rPr>
-          <w:rtl w:val="0"/>
-        </w:rPr>
-      </w:r>
-    </w:p>
-    <w:p>
-      <w:pPr>
-        <w:rPr>
-          <w:b w:val="1"/>
-          <w:bCs w:val="1"/>
-          <w:color w:val="0000ff"/>
-          <w:sz w:val="26"/>
-          <w:szCs w:val="26"/>
-        </w:rPr>
-      </w:pPr>
-    </w:p>
-    <w:p>
-      <w:pPr>
-        <w:rPr>
-          <w:b w:val="1"/>
-          <w:bCs w:val="1"/>
-          <w:color w:val="0000ff"/>
-          <w:sz w:val="26"/>
-          <w:szCs w:val="26"/>
-        </w:rPr>
-      </w:pPr>
-    </w:p>
-    <w:p>
-      <w:pPr>
-        <w:rPr>
-          <w:b w:val="1"/>
-          <w:bCs w:val="1"/>
-          <w:color w:val="0000ff"/>
-          <w:sz w:val="26"/>
-          <w:szCs w:val="26"/>
-        </w:rPr>
-      </w:pPr>
-    </w:p>
-    <w:p>
-      <w:pPr>
-        <w:rPr>
-          <w:b w:val="1"/>
-          <w:bCs w:val="1"/>
-          <w:color w:val="0000ff"/>
-          <w:sz w:val="26"/>
-          <w:szCs w:val="26"/>
-        </w:rPr>
-      </w:pPr>
-      <w:r>
-        <w:rPr>
-          <w:rtl w:val="0"/>
-        </w:rPr>
-      </w:r>
-    </w:p>
-    <w:p>
-      <w:pPr>
-        <w:rPr>
-          <w:b w:val="1"/>
-          <w:bCs w:val="1"/>
-          <w:color w:val="0000ff"/>
-          <w:sz w:val="26"/>
-          <w:szCs w:val="26"/>
-        </w:rPr>
-      </w:pPr>
-      <w:commentRangeEnd w:id="2"/>
-      <w:r>
-        <w:commentReference w:id="2"/>
-      </w:r>
+    </w:p>
+    <w:p>
+      <w:pPr>
+        <w:rPr>
+          <w:b w:val="1"/>
+          <w:bCs w:val="1"/>
+          <w:color w:val="0000ff"/>
+          <w:sz w:val="26"/>
+          <w:szCs w:val="26"/>
+        </w:rPr>
+      </w:pPr>
+      <w:r>
+        <w:rPr>
+          <w:rtl w:val="0"/>
+        </w:rPr>
+      </w:r>
+    </w:p>
+    <w:p>
+      <w:pPr>
+        <w:rPr>
+          <w:b w:val="1"/>
+          <w:bCs w:val="1"/>
+          <w:color w:val="0000ff"/>
+          <w:sz w:val="26"/>
+          <w:szCs w:val="26"/>
+        </w:rPr>
+      </w:pPr>
+    </w:p>
+    <w:p>
+      <w:pPr>
+        <w:rPr>
+          <w:b w:val="1"/>
+          <w:bCs w:val="1"/>
+          <w:color w:val="0000ff"/>
+          <w:sz w:val="26"/>
+          <w:szCs w:val="26"/>
+        </w:rPr>
+      </w:pPr>
+    </w:p>
+    <w:p>
+      <w:pPr>
+        <w:rPr>
+          <w:b w:val="1"/>
+          <w:bCs w:val="1"/>
+          <w:color w:val="0000ff"/>
+          <w:sz w:val="26"/>
+          <w:szCs w:val="26"/>
+        </w:rPr>
+      </w:pPr>
+    </w:p>
+    <w:p>
+      <w:pPr>
+        <w:rPr>
+          <w:b w:val="1"/>
+          <w:bCs w:val="1"/>
+          <w:color w:val="0000ff"/>
+          <w:sz w:val="26"/>
+          <w:szCs w:val="26"/>
+        </w:rPr>
+      </w:pPr>
+      <w:r>
+        <w:rPr>
+          <w:rtl w:val="0"/>
+        </w:rPr>
+      </w:r>
+    </w:p>
+    <w:p>
+      <w:pPr>
+        <w:rPr>
+          <w:b w:val="1"/>
+          <w:bCs w:val="1"/>
+          <w:color w:val="0000ff"/>
+          <w:sz w:val="26"/>
+          <w:szCs w:val="26"/>
+        </w:rPr>
+      </w:pPr>
+      <w:r/>
     </w:p>
     <w:p>
       <w:pPr>
@@ -1605,16 +1593,8 @@
         </w:rPr>
         <w:t xml:space="preserve">So how can dating apps accomplish all of this? </w:t>
       </w:r>
-      <w:commentRangeStart w:id="3"/>
-      <w:commentRangeStart w:id="4"/>
-      <w:commentRangeEnd w:id="3"/>
-      <w:r>
-        <w:commentReference w:id="3"/>
-      </w:r>
-      <w:commentRangeEnd w:id="4"/>
-      <w:r>
-        <w:commentReference w:id="4"/>
-      </w:r>
+      <w:r/>
+      <w:r/>
       <w:r>
         <w:rPr>
           <w:rtl w:val="0"/>
@@ -2129,16 +2109,8 @@
         </w:rPr>
         <w:t xml:space="preserve">Its bread and butter is the matching algorithms – the machine learning processes that suggest one person over the next. And that’s what I’m super fascinated by. </w:t>
       </w:r>
-      <w:commentRangeStart w:id="5"/>
-      <w:commentRangeStart w:id="6"/>
-      <w:commentRangeEnd w:id="5"/>
-      <w:r>
-        <w:commentReference w:id="5"/>
-      </w:r>
-      <w:commentRangeEnd w:id="6"/>
-      <w:r>
-        <w:commentReference w:id="6"/>
-      </w:r>
+      <w:r/>
+      <w:r/>
       <w:r>
         <w:rPr>
           <w:rtl w:val="0"/>
@@ -4211,16 +4183,8 @@
         </w:rPr>
         <w:t xml:space="preserve">There ARE some AI tools out there to help keep your romantic relationship strong. </w:t>
       </w:r>
-      <w:commentRangeStart w:id="7"/>
-      <w:commentRangeStart w:id="8"/>
-      <w:commentRangeEnd w:id="7"/>
-      <w:r>
-        <w:commentReference w:id="7"/>
-      </w:r>
-      <w:commentRangeEnd w:id="8"/>
-      <w:r>
-        <w:commentReference w:id="8"/>
-      </w:r>
+      <w:r/>
+      <w:r/>
       <w:r>
         <w:rPr>
           <w:rtl w:val="0"/>
@@ -7541,506 +7505,6 @@
     </w:sectPr>
   </w:body>
 </w:document>
-</file>
-
-<file path=word/comments.xml><?xml version="1.0" encoding="utf-8"?>
-<w:comments xmlns:mc="http://schemas.openxmlformats.org/markup-compatibility/2006" xmlns:o="urn:schemas-microsoft-com:office:office" xmlns:r="http://schemas.openxmlformats.org/officeDocument/2006/relationships" xmlns:m="http://schemas.openxmlformats.org/officeDocument/2006/math" xmlns:v="urn:schemas-microsoft-com:vml" xmlns:wp="http://schemas.openxmlformats.org/drawingml/2006/wordprocessingDrawing" xmlns:w10="urn:schemas-microsoft-com:office:word" xmlns:w="http://schemas.openxmlformats.org/wordprocessingml/2006/main" xmlns:wne="http://schemas.microsoft.com/office/word/2006/wordml" xmlns:sl="http://schemas.openxmlformats.org/schemaLibrary/2006/main" xmlns:a="http://schemas.openxmlformats.org/drawingml/2006/main" xmlns:pic="http://schemas.openxmlformats.org/drawingml/2006/picture" xmlns:c="http://schemas.openxmlformats.org/drawingml/2006/chart" xmlns:lc="http://schemas.openxmlformats.org/drawingml/2006/lockedCanvas" xmlns:dgm="http://schemas.openxmlformats.org/drawingml/2006/diagram" xmlns:wps="http://schemas.microsoft.com/office/word/2010/wordprocessingShape" xmlns:wpg="http://schemas.microsoft.com/office/word/2010/wordprocessingGroup" xmlns:w14="http://schemas.microsoft.com/office/word/2010/wordml" xmlns:w15="http://schemas.microsoft.com/office/word/2012/wordml" xmlns:w16="http://schemas.microsoft.com/office/word/2018/wordml" xmlns:w16cex="http://schemas.microsoft.com/office/word/2018/wordml/cex" xmlns:w16cid="http://schemas.microsoft.com/office/word/2016/wordml/cid" xmlns="http://schemas.microsoft.com/office/tasks/2019/documenttasks" xmlns:cr="http://schemas.microsoft.com/office/comments/2020/reactions">
-  <w:comment w:author="Rachel Ishikawa" w:id="3" w:date="2026-02-10T15:44:14Z">
-    <w:p>
-      <w:pPr>
-        <w:keepNext w:val="0"/>
-        <w:keepLines w:val="0"/>
-        <w:pageBreakBefore w:val="0"/>
-        <w:widowControl w:val="0"/>
-        <w:pBdr>
-          <w:top w:space="0" w:sz="0" w:val="nil"/>
-          <w:left w:space="0" w:sz="0" w:val="nil"/>
-          <w:bottom w:space="0" w:sz="0" w:val="nil"/>
-          <w:right w:space="0" w:sz="0" w:val="nil"/>
-          <w:between w:space="0" w:sz="0" w:val="nil"/>
-        </w:pBdr>
-        <w:shd w:fill="auto" w:val="clear"/>
-        <w:spacing w:after="0" w:before="0" w:line="240" w:lineRule="auto"/>
-        <w:ind w:left="0" w:right="0" w:firstLine="0"/>
-        <w:jc w:val="left"/>
-        <w:rPr>
-          <w:rFonts w:ascii="Arial" w:cs="Arial" w:eastAsia="Arial" w:hAnsi="Arial"/>
-          <w:b w:val="0"/>
-          <w:bCs w:val="0"/>
-          <w:i w:val="0"/>
-          <w:iCs w:val="0"/>
-          <w:smallCaps w:val="0"/>
-          <w:strike w:val="0"/>
-          <w:color w:val="000000"/>
-          <w:sz w:val="22"/>
-          <w:szCs w:val="22"/>
-          <w:u w:val="none"/>
-          <w:shd w:fill="auto" w:val="clear"/>
-          <w:vertAlign w:val="baseline"/>
-        </w:rPr>
-      </w:pPr>
-      <w:r>
-        <w:rPr>
-          <w:rFonts w:ascii="Arial" w:cs="Arial" w:eastAsia="Arial" w:hAnsi="Arial"/>
-          <w:b w:val="0"/>
-          <w:bCs w:val="0"/>
-          <w:i w:val="0"/>
-          <w:iCs w:val="0"/>
-          <w:smallCaps w:val="0"/>
-          <w:strike w:val="0"/>
-          <w:color w:val="000000"/>
-          <w:sz w:val="22"/>
-          <w:szCs w:val="22"/>
-          <w:u w:val="none"/>
-          <w:shd w:fill="auto" w:val="clear"/>
-          <w:vertAlign w:val="baseline"/>
-          <w:rtl w:val="0"/>
-        </w:rPr>
-        <w:t xml:space="preserve">cut</w:t>
-      </w:r>
-    </w:p>
-  </w:comment>
-  <w:comment w:author="Rachel Ishikawa" w:id="4" w:date="2026-02-13T17:18:36Z">
-    <w:p>
-      <w:pPr>
-        <w:keepNext w:val="0"/>
-        <w:keepLines w:val="0"/>
-        <w:pageBreakBefore w:val="0"/>
-        <w:widowControl w:val="0"/>
-        <w:pBdr>
-          <w:top w:space="0" w:sz="0" w:val="nil"/>
-          <w:left w:space="0" w:sz="0" w:val="nil"/>
-          <w:bottom w:space="0" w:sz="0" w:val="nil"/>
-          <w:right w:space="0" w:sz="0" w:val="nil"/>
-          <w:between w:space="0" w:sz="0" w:val="nil"/>
-        </w:pBdr>
-        <w:shd w:fill="auto" w:val="clear"/>
-        <w:spacing w:after="0" w:before="0" w:line="240" w:lineRule="auto"/>
-        <w:ind w:left="0" w:right="0" w:firstLine="0"/>
-        <w:jc w:val="left"/>
-        <w:rPr>
-          <w:rFonts w:ascii="Arial" w:cs="Arial" w:eastAsia="Arial" w:hAnsi="Arial"/>
-          <w:b w:val="0"/>
-          <w:bCs w:val="0"/>
-          <w:i w:val="0"/>
-          <w:iCs w:val="0"/>
-          <w:smallCaps w:val="0"/>
-          <w:strike w:val="0"/>
-          <w:color w:val="000000"/>
-          <w:sz w:val="22"/>
-          <w:szCs w:val="22"/>
-          <w:u w:val="none"/>
-          <w:shd w:fill="auto" w:val="clear"/>
-          <w:vertAlign w:val="baseline"/>
-        </w:rPr>
-      </w:pPr>
-      <w:r>
-        <w:rPr>
-          <w:rFonts w:ascii="Arial" w:cs="Arial" w:eastAsia="Arial" w:hAnsi="Arial"/>
-          <w:b w:val="0"/>
-          <w:bCs w:val="0"/>
-          <w:i w:val="0"/>
-          <w:iCs w:val="0"/>
-          <w:smallCaps w:val="0"/>
-          <w:strike w:val="0"/>
-          <w:color w:val="000000"/>
-          <w:sz w:val="22"/>
-          <w:szCs w:val="22"/>
-          <w:u w:val="none"/>
-          <w:shd w:fill="auto" w:val="clear"/>
-          <w:vertAlign w:val="baseline"/>
-          <w:rtl w:val="0"/>
-        </w:rPr>
-        <w:t xml:space="preserve">need to cut @bryan@waitwhat.com</w:t>
-      </w:r>
-    </w:p>
-  </w:comment>
-  <w:comment w:author="Rachel Ishikawa" w:id="2" w:date="2026-02-10T15:41:41Z">
-    <w:p>
-      <w:pPr>
-        <w:keepNext w:val="0"/>
-        <w:keepLines w:val="0"/>
-        <w:pageBreakBefore w:val="0"/>
-        <w:widowControl w:val="0"/>
-        <w:pBdr>
-          <w:top w:space="0" w:sz="0" w:val="nil"/>
-          <w:left w:space="0" w:sz="0" w:val="nil"/>
-          <w:bottom w:space="0" w:sz="0" w:val="nil"/>
-          <w:right w:space="0" w:sz="0" w:val="nil"/>
-          <w:between w:space="0" w:sz="0" w:val="nil"/>
-        </w:pBdr>
-        <w:shd w:fill="auto" w:val="clear"/>
-        <w:spacing w:after="0" w:before="0" w:line="240" w:lineRule="auto"/>
-        <w:ind w:left="0" w:right="0" w:firstLine="0"/>
-        <w:jc w:val="left"/>
-        <w:rPr>
-          <w:rFonts w:ascii="Arial" w:cs="Arial" w:eastAsia="Arial" w:hAnsi="Arial"/>
-          <w:b w:val="0"/>
-          <w:bCs w:val="0"/>
-          <w:i w:val="0"/>
-          <w:iCs w:val="0"/>
-          <w:smallCaps w:val="0"/>
-          <w:strike w:val="0"/>
-          <w:color w:val="000000"/>
-          <w:sz w:val="22"/>
-          <w:szCs w:val="22"/>
-          <w:u w:val="none"/>
-          <w:shd w:fill="auto" w:val="clear"/>
-          <w:vertAlign w:val="baseline"/>
-        </w:rPr>
-      </w:pPr>
-      <w:r>
-        <w:rPr>
-          <w:rFonts w:ascii="Arial" w:cs="Arial" w:eastAsia="Arial" w:hAnsi="Arial"/>
-          <w:b w:val="0"/>
-          <w:bCs w:val="0"/>
-          <w:i w:val="0"/>
-          <w:iCs w:val="0"/>
-          <w:smallCaps w:val="0"/>
-          <w:strike w:val="0"/>
-          <w:color w:val="000000"/>
-          <w:sz w:val="22"/>
-          <w:szCs w:val="22"/>
-          <w:u w:val="none"/>
-          <w:shd w:fill="auto" w:val="clear"/>
-          <w:vertAlign w:val="baseline"/>
-          <w:rtl w:val="0"/>
-        </w:rPr>
-        <w:t xml:space="preserve">cut</w:t>
-      </w:r>
-    </w:p>
-  </w:comment>
-  <w:comment w:author="Rachel Ishikawa" w:id="1" w:date="2026-02-10T16:35:37Z">
-    <w:p>
-      <w:pPr>
-        <w:keepNext w:val="0"/>
-        <w:keepLines w:val="0"/>
-        <w:pageBreakBefore w:val="0"/>
-        <w:widowControl w:val="0"/>
-        <w:pBdr>
-          <w:top w:space="0" w:sz="0" w:val="nil"/>
-          <w:left w:space="0" w:sz="0" w:val="nil"/>
-          <w:bottom w:space="0" w:sz="0" w:val="nil"/>
-          <w:right w:space="0" w:sz="0" w:val="nil"/>
-          <w:between w:space="0" w:sz="0" w:val="nil"/>
-        </w:pBdr>
-        <w:shd w:fill="auto" w:val="clear"/>
-        <w:spacing w:after="0" w:before="0" w:line="240" w:lineRule="auto"/>
-        <w:ind w:left="0" w:right="0" w:firstLine="0"/>
-        <w:jc w:val="left"/>
-        <w:rPr>
-          <w:rFonts w:ascii="Arial" w:cs="Arial" w:eastAsia="Arial" w:hAnsi="Arial"/>
-          <w:b w:val="0"/>
-          <w:bCs w:val="0"/>
-          <w:i w:val="0"/>
-          <w:iCs w:val="0"/>
-          <w:smallCaps w:val="0"/>
-          <w:strike w:val="0"/>
-          <w:color w:val="000000"/>
-          <w:sz w:val="22"/>
-          <w:szCs w:val="22"/>
-          <w:u w:val="none"/>
-          <w:shd w:fill="auto" w:val="clear"/>
-          <w:vertAlign w:val="baseline"/>
-        </w:rPr>
-      </w:pPr>
-      <w:r>
-        <w:rPr>
-          <w:rFonts w:ascii="Arial" w:cs="Arial" w:eastAsia="Arial" w:hAnsi="Arial"/>
-          <w:b w:val="0"/>
-          <w:bCs w:val="0"/>
-          <w:i w:val="0"/>
-          <w:iCs w:val="0"/>
-          <w:smallCaps w:val="0"/>
-          <w:strike w:val="0"/>
-          <w:color w:val="000000"/>
-          <w:sz w:val="22"/>
-          <w:szCs w:val="22"/>
-          <w:u w:val="none"/>
-          <w:shd w:fill="auto" w:val="clear"/>
-          <w:vertAlign w:val="baseline"/>
-          <w:rtl w:val="0"/>
-        </w:rPr>
-        <w:t xml:space="preserve">cut</w:t>
-      </w:r>
-    </w:p>
-  </w:comment>
-  <w:comment w:author="Rachel Ishikawa" w:id="5" w:date="2026-02-10T15:47:26Z">
-    <w:p>
-      <w:pPr>
-        <w:keepNext w:val="0"/>
-        <w:keepLines w:val="0"/>
-        <w:pageBreakBefore w:val="0"/>
-        <w:widowControl w:val="0"/>
-        <w:pBdr>
-          <w:top w:space="0" w:sz="0" w:val="nil"/>
-          <w:left w:space="0" w:sz="0" w:val="nil"/>
-          <w:bottom w:space="0" w:sz="0" w:val="nil"/>
-          <w:right w:space="0" w:sz="0" w:val="nil"/>
-          <w:between w:space="0" w:sz="0" w:val="nil"/>
-        </w:pBdr>
-        <w:shd w:fill="auto" w:val="clear"/>
-        <w:spacing w:after="0" w:before="0" w:line="240" w:lineRule="auto"/>
-        <w:ind w:left="0" w:right="0" w:firstLine="0"/>
-        <w:jc w:val="left"/>
-        <w:rPr>
-          <w:rFonts w:ascii="Arial" w:cs="Arial" w:eastAsia="Arial" w:hAnsi="Arial"/>
-          <w:b w:val="0"/>
-          <w:bCs w:val="0"/>
-          <w:i w:val="0"/>
-          <w:iCs w:val="0"/>
-          <w:smallCaps w:val="0"/>
-          <w:strike w:val="0"/>
-          <w:color w:val="000000"/>
-          <w:sz w:val="22"/>
-          <w:szCs w:val="22"/>
-          <w:u w:val="none"/>
-          <w:shd w:fill="auto" w:val="clear"/>
-          <w:vertAlign w:val="baseline"/>
-        </w:rPr>
-      </w:pPr>
-      <w:r>
-        <w:rPr>
-          <w:rFonts w:ascii="Arial" w:cs="Arial" w:eastAsia="Arial" w:hAnsi="Arial"/>
-          <w:b w:val="0"/>
-          <w:bCs w:val="0"/>
-          <w:i w:val="0"/>
-          <w:iCs w:val="0"/>
-          <w:smallCaps w:val="0"/>
-          <w:strike w:val="0"/>
-          <w:color w:val="000000"/>
-          <w:sz w:val="22"/>
-          <w:szCs w:val="22"/>
-          <w:u w:val="none"/>
-          <w:shd w:fill="auto" w:val="clear"/>
-          <w:vertAlign w:val="baseline"/>
-          <w:rtl w:val="0"/>
-        </w:rPr>
-        <w:t xml:space="preserve">cut</w:t>
-      </w:r>
-    </w:p>
-  </w:comment>
-  <w:comment w:author="Rachel Ishikawa" w:id="6" w:date="2026-02-13T17:18:45Z">
-    <w:p>
-      <w:pPr>
-        <w:keepNext w:val="0"/>
-        <w:keepLines w:val="0"/>
-        <w:pageBreakBefore w:val="0"/>
-        <w:widowControl w:val="0"/>
-        <w:pBdr>
-          <w:top w:space="0" w:sz="0" w:val="nil"/>
-          <w:left w:space="0" w:sz="0" w:val="nil"/>
-          <w:bottom w:space="0" w:sz="0" w:val="nil"/>
-          <w:right w:space="0" w:sz="0" w:val="nil"/>
-          <w:between w:space="0" w:sz="0" w:val="nil"/>
-        </w:pBdr>
-        <w:shd w:fill="auto" w:val="clear"/>
-        <w:spacing w:after="0" w:before="0" w:line="240" w:lineRule="auto"/>
-        <w:ind w:left="0" w:right="0" w:firstLine="0"/>
-        <w:jc w:val="left"/>
-        <w:rPr>
-          <w:rFonts w:ascii="Arial" w:cs="Arial" w:eastAsia="Arial" w:hAnsi="Arial"/>
-          <w:b w:val="0"/>
-          <w:bCs w:val="0"/>
-          <w:i w:val="0"/>
-          <w:iCs w:val="0"/>
-          <w:smallCaps w:val="0"/>
-          <w:strike w:val="0"/>
-          <w:color w:val="000000"/>
-          <w:sz w:val="22"/>
-          <w:szCs w:val="22"/>
-          <w:u w:val="none"/>
-          <w:shd w:fill="auto" w:val="clear"/>
-          <w:vertAlign w:val="baseline"/>
-        </w:rPr>
-      </w:pPr>
-      <w:r>
-        <w:rPr>
-          <w:rFonts w:ascii="Arial" w:cs="Arial" w:eastAsia="Arial" w:hAnsi="Arial"/>
-          <w:b w:val="0"/>
-          <w:bCs w:val="0"/>
-          <w:i w:val="0"/>
-          <w:iCs w:val="0"/>
-          <w:smallCaps w:val="0"/>
-          <w:strike w:val="0"/>
-          <w:color w:val="000000"/>
-          <w:sz w:val="22"/>
-          <w:szCs w:val="22"/>
-          <w:u w:val="none"/>
-          <w:shd w:fill="auto" w:val="clear"/>
-          <w:vertAlign w:val="baseline"/>
-          <w:rtl w:val="0"/>
-        </w:rPr>
-        <w:t xml:space="preserve">Need to cut @bryan@waitwhat.com</w:t>
-      </w:r>
-    </w:p>
-  </w:comment>
-  <w:comment w:author="Rachel Ishikawa" w:id="7" w:date="2026-02-10T16:02:19Z">
-    <w:p>
-      <w:pPr>
-        <w:keepNext w:val="0"/>
-        <w:keepLines w:val="0"/>
-        <w:pageBreakBefore w:val="0"/>
-        <w:widowControl w:val="0"/>
-        <w:pBdr>
-          <w:top w:space="0" w:sz="0" w:val="nil"/>
-          <w:left w:space="0" w:sz="0" w:val="nil"/>
-          <w:bottom w:space="0" w:sz="0" w:val="nil"/>
-          <w:right w:space="0" w:sz="0" w:val="nil"/>
-          <w:between w:space="0" w:sz="0" w:val="nil"/>
-        </w:pBdr>
-        <w:shd w:fill="auto" w:val="clear"/>
-        <w:spacing w:after="0" w:before="0" w:line="240" w:lineRule="auto"/>
-        <w:ind w:left="0" w:right="0" w:firstLine="0"/>
-        <w:jc w:val="left"/>
-        <w:rPr>
-          <w:rFonts w:ascii="Arial" w:cs="Arial" w:eastAsia="Arial" w:hAnsi="Arial"/>
-          <w:b w:val="0"/>
-          <w:bCs w:val="0"/>
-          <w:i w:val="0"/>
-          <w:iCs w:val="0"/>
-          <w:smallCaps w:val="0"/>
-          <w:strike w:val="0"/>
-          <w:color w:val="000000"/>
-          <w:sz w:val="22"/>
-          <w:szCs w:val="22"/>
-          <w:u w:val="none"/>
-          <w:shd w:fill="auto" w:val="clear"/>
-          <w:vertAlign w:val="baseline"/>
-        </w:rPr>
-      </w:pPr>
-      <w:r>
-        <w:rPr>
-          <w:rFonts w:ascii="Arial" w:cs="Arial" w:eastAsia="Arial" w:hAnsi="Arial"/>
-          <w:b w:val="0"/>
-          <w:bCs w:val="0"/>
-          <w:i w:val="0"/>
-          <w:iCs w:val="0"/>
-          <w:smallCaps w:val="0"/>
-          <w:strike w:val="0"/>
-          <w:color w:val="000000"/>
-          <w:sz w:val="22"/>
-          <w:szCs w:val="22"/>
-          <w:u w:val="none"/>
-          <w:shd w:fill="auto" w:val="clear"/>
-          <w:vertAlign w:val="baseline"/>
-          <w:rtl w:val="0"/>
-        </w:rPr>
-        <w:t xml:space="preserve">cut</w:t>
-      </w:r>
-    </w:p>
-  </w:comment>
-  <w:comment w:author="Rachel Ishikawa" w:id="8" w:date="2026-02-13T17:18:57Z">
-    <w:p>
-      <w:pPr>
-        <w:keepNext w:val="0"/>
-        <w:keepLines w:val="0"/>
-        <w:pageBreakBefore w:val="0"/>
-        <w:widowControl w:val="0"/>
-        <w:pBdr>
-          <w:top w:space="0" w:sz="0" w:val="nil"/>
-          <w:left w:space="0" w:sz="0" w:val="nil"/>
-          <w:bottom w:space="0" w:sz="0" w:val="nil"/>
-          <w:right w:space="0" w:sz="0" w:val="nil"/>
-          <w:between w:space="0" w:sz="0" w:val="nil"/>
-        </w:pBdr>
-        <w:shd w:fill="auto" w:val="clear"/>
-        <w:spacing w:after="0" w:before="0" w:line="240" w:lineRule="auto"/>
-        <w:ind w:left="0" w:right="0" w:firstLine="0"/>
-        <w:jc w:val="left"/>
-        <w:rPr>
-          <w:rFonts w:ascii="Arial" w:cs="Arial" w:eastAsia="Arial" w:hAnsi="Arial"/>
-          <w:b w:val="0"/>
-          <w:bCs w:val="0"/>
-          <w:i w:val="0"/>
-          <w:iCs w:val="0"/>
-          <w:smallCaps w:val="0"/>
-          <w:strike w:val="0"/>
-          <w:color w:val="000000"/>
-          <w:sz w:val="22"/>
-          <w:szCs w:val="22"/>
-          <w:u w:val="none"/>
-          <w:shd w:fill="auto" w:val="clear"/>
-          <w:vertAlign w:val="baseline"/>
-        </w:rPr>
-      </w:pPr>
-      <w:r>
-        <w:rPr>
-          <w:rFonts w:ascii="Arial" w:cs="Arial" w:eastAsia="Arial" w:hAnsi="Arial"/>
-          <w:b w:val="0"/>
-          <w:bCs w:val="0"/>
-          <w:i w:val="0"/>
-          <w:iCs w:val="0"/>
-          <w:smallCaps w:val="0"/>
-          <w:strike w:val="0"/>
-          <w:color w:val="000000"/>
-          <w:sz w:val="22"/>
-          <w:szCs w:val="22"/>
-          <w:u w:val="none"/>
-          <w:shd w:fill="auto" w:val="clear"/>
-          <w:vertAlign w:val="baseline"/>
-          <w:rtl w:val="0"/>
-        </w:rPr>
-        <w:t xml:space="preserve">need to cut @bryan@waitwhat.com</w:t>
-      </w:r>
-    </w:p>
-  </w:comment>
-  <w:comment w:author="Rachel Ishikawa" w:id="0" w:date="2026-02-10T16:21:25Z">
-    <w:p>
-      <w:pPr>
-        <w:keepNext w:val="0"/>
-        <w:keepLines w:val="0"/>
-        <w:pageBreakBefore w:val="0"/>
-        <w:widowControl w:val="0"/>
-        <w:pBdr>
-          <w:top w:space="0" w:sz="0" w:val="nil"/>
-          <w:left w:space="0" w:sz="0" w:val="nil"/>
-          <w:bottom w:space="0" w:sz="0" w:val="nil"/>
-          <w:right w:space="0" w:sz="0" w:val="nil"/>
-          <w:between w:space="0" w:sz="0" w:val="nil"/>
-        </w:pBdr>
-        <w:shd w:fill="auto" w:val="clear"/>
-        <w:spacing w:after="0" w:before="0" w:line="240" w:lineRule="auto"/>
-        <w:ind w:left="0" w:right="0" w:firstLine="0"/>
-        <w:jc w:val="left"/>
-        <w:rPr>
-          <w:rFonts w:ascii="Arial" w:cs="Arial" w:eastAsia="Arial" w:hAnsi="Arial"/>
-          <w:b w:val="0"/>
-          <w:bCs w:val="0"/>
-          <w:i w:val="0"/>
-          <w:iCs w:val="0"/>
-          <w:smallCaps w:val="0"/>
-          <w:strike w:val="0"/>
-          <w:color w:val="000000"/>
-          <w:sz w:val="22"/>
-          <w:szCs w:val="22"/>
-          <w:u w:val="none"/>
-          <w:shd w:fill="auto" w:val="clear"/>
-          <w:vertAlign w:val="baseline"/>
-        </w:rPr>
-      </w:pPr>
-      <w:r>
-        <w:rPr>
-          <w:rFonts w:ascii="Arial" w:cs="Arial" w:eastAsia="Arial" w:hAnsi="Arial"/>
-          <w:b w:val="0"/>
-          <w:bCs w:val="0"/>
-          <w:i w:val="0"/>
-          <w:iCs w:val="0"/>
-          <w:smallCaps w:val="0"/>
-          <w:strike w:val="0"/>
-          <w:color w:val="000000"/>
-          <w:sz w:val="22"/>
-          <w:szCs w:val="22"/>
-          <w:u w:val="none"/>
-          <w:shd w:fill="auto" w:val="clear"/>
-          <w:vertAlign w:val="baseline"/>
-          <w:rtl w:val="0"/>
-        </w:rPr>
-        <w:t xml:space="preserve">cut</w:t>
-      </w:r>
-    </w:p>
-  </w:comment>
-</w:comments>
 </file>
 
 <file path=word/footer1.xml><?xml version="1.0" encoding="utf-8"?>
